--- a/Supplementary/Supplementary_Materials_EMI_Platform.docx
+++ b/Supplementary/Supplementary_Materials_EMI_Platform.docx
@@ -47,10 +47,7 @@
     </w:p>
     <w:p>
       <w:r>
-        <w:t xml:space="preserve">These </w:t>
-      </w:r>
-      <w:r>
-        <w:t>Supplementary Materials provide reproducibility information and supporting analytical records associated with the experimental evaluation of the EMI Platform. They complement the manuscript without duplicating its architectural description or extending its scientific claims.</w:t>
+        <w:t>These Supplementary Materials provide reproducibility information and supporting analytical records associated with the experimental evaluation of the EMI Platform. They complement the manuscript without duplicating its architectural description or extending its scientific claims.</w:t>
       </w:r>
     </w:p>
     <w:p>
@@ -158,9 +155,10 @@
         <w:tblLook w:val="04A0" w:firstRow="1" w:lastRow="0" w:firstColumn="1" w:lastColumn="0" w:noHBand="0" w:noVBand="1"/>
       </w:tblPr>
       <w:tblGrid>
-        <w:gridCol w:w="3264"/>
-        <w:gridCol w:w="3264"/>
-        <w:gridCol w:w="3264"/>
+        <w:gridCol w:w="913"/>
+        <w:gridCol w:w="3088"/>
+        <w:gridCol w:w="3581"/>
+        <w:gridCol w:w="2426"/>
       </w:tblGrid>
       <w:tr>
         <w:trPr>
@@ -168,7 +166,7 @@
         </w:trPr>
         <w:tc>
           <w:tcPr>
-            <w:tcW w:w="3264" w:type="dxa"/>
+            <w:tcW w:w="913" w:type="dxa"/>
           </w:tcPr>
           <w:p>
             <w:r>
@@ -181,7 +179,25 @@
         </w:tc>
         <w:tc>
           <w:tcPr>
-            <w:tcW w:w="3264" w:type="dxa"/>
+            <w:tcW w:w="3088" w:type="dxa"/>
+          </w:tcPr>
+          <w:p>
+            <w:pPr>
+              <w:rPr>
+                <w:b/>
+              </w:rPr>
+            </w:pPr>
+            <w:r>
+              <w:rPr>
+                <w:b/>
+              </w:rPr>
+              <w:t>Series</w:t>
+            </w:r>
+          </w:p>
+        </w:tc>
+        <w:tc>
+          <w:tcPr>
+            <w:tcW w:w="3581" w:type="dxa"/>
           </w:tcPr>
           <w:p>
             <w:r>
@@ -194,7 +210,7 @@
         </w:tc>
         <w:tc>
           <w:tcPr>
-            <w:tcW w:w="3264" w:type="dxa"/>
+            <w:tcW w:w="2426" w:type="dxa"/>
           </w:tcPr>
           <w:p>
             <w:r>
@@ -212,7 +228,7 @@
         </w:trPr>
         <w:tc>
           <w:tcPr>
-            <w:tcW w:w="3264" w:type="dxa"/>
+            <w:tcW w:w="913" w:type="dxa"/>
             <w:vAlign w:val="center"/>
           </w:tcPr>
           <w:p>
@@ -223,7 +239,17 @@
         </w:tc>
         <w:tc>
           <w:tcPr>
-            <w:tcW w:w="3264" w:type="dxa"/>
+            <w:tcW w:w="3088" w:type="dxa"/>
+          </w:tcPr>
+          <w:p>
+            <w:r>
+              <w:t>20260820_091508</w:t>
+            </w:r>
+          </w:p>
+        </w:tc>
+        <w:tc>
+          <w:tcPr>
+            <w:tcW w:w="3581" w:type="dxa"/>
             <w:vAlign w:val="center"/>
           </w:tcPr>
           <w:p>
@@ -234,7 +260,7 @@
         </w:tc>
         <w:tc>
           <w:tcPr>
-            <w:tcW w:w="3264" w:type="dxa"/>
+            <w:tcW w:w="2426" w:type="dxa"/>
             <w:vAlign w:val="center"/>
           </w:tcPr>
           <w:p>
@@ -250,7 +276,7 @@
         </w:trPr>
         <w:tc>
           <w:tcPr>
-            <w:tcW w:w="3264" w:type="dxa"/>
+            <w:tcW w:w="913" w:type="dxa"/>
             <w:vAlign w:val="center"/>
           </w:tcPr>
           <w:p>
@@ -261,7 +287,17 @@
         </w:tc>
         <w:tc>
           <w:tcPr>
-            <w:tcW w:w="3264" w:type="dxa"/>
+            <w:tcW w:w="3088" w:type="dxa"/>
+          </w:tcPr>
+          <w:p>
+            <w:r>
+              <w:t>20260820_114939</w:t>
+            </w:r>
+          </w:p>
+        </w:tc>
+        <w:tc>
+          <w:tcPr>
+            <w:tcW w:w="3581" w:type="dxa"/>
             <w:vAlign w:val="center"/>
           </w:tcPr>
           <w:p>
@@ -272,7 +308,7 @@
         </w:tc>
         <w:tc>
           <w:tcPr>
-            <w:tcW w:w="3264" w:type="dxa"/>
+            <w:tcW w:w="2426" w:type="dxa"/>
             <w:vAlign w:val="center"/>
           </w:tcPr>
           <w:p>
@@ -288,7 +324,7 @@
         </w:trPr>
         <w:tc>
           <w:tcPr>
-            <w:tcW w:w="3264" w:type="dxa"/>
+            <w:tcW w:w="913" w:type="dxa"/>
             <w:vAlign w:val="center"/>
           </w:tcPr>
           <w:p>
@@ -299,7 +335,17 @@
         </w:tc>
         <w:tc>
           <w:tcPr>
-            <w:tcW w:w="3264" w:type="dxa"/>
+            <w:tcW w:w="3088" w:type="dxa"/>
+          </w:tcPr>
+          <w:p>
+            <w:r>
+              <w:t>20260820_151336</w:t>
+            </w:r>
+          </w:p>
+        </w:tc>
+        <w:tc>
+          <w:tcPr>
+            <w:tcW w:w="3581" w:type="dxa"/>
             <w:vAlign w:val="center"/>
           </w:tcPr>
           <w:p>
@@ -310,7 +356,7 @@
         </w:tc>
         <w:tc>
           <w:tcPr>
-            <w:tcW w:w="3264" w:type="dxa"/>
+            <w:tcW w:w="2426" w:type="dxa"/>
             <w:vAlign w:val="center"/>
           </w:tcPr>
           <w:p>
@@ -326,7 +372,7 @@
         </w:trPr>
         <w:tc>
           <w:tcPr>
-            <w:tcW w:w="3264" w:type="dxa"/>
+            <w:tcW w:w="913" w:type="dxa"/>
             <w:vAlign w:val="center"/>
           </w:tcPr>
           <w:p>
@@ -337,7 +383,17 @@
         </w:tc>
         <w:tc>
           <w:tcPr>
-            <w:tcW w:w="3264" w:type="dxa"/>
+            <w:tcW w:w="3088" w:type="dxa"/>
+          </w:tcPr>
+          <w:p>
+            <w:r>
+              <w:t>20260821_100631</w:t>
+            </w:r>
+          </w:p>
+        </w:tc>
+        <w:tc>
+          <w:tcPr>
+            <w:tcW w:w="3581" w:type="dxa"/>
             <w:vAlign w:val="center"/>
           </w:tcPr>
           <w:p>
@@ -348,7 +404,7 @@
         </w:tc>
         <w:tc>
           <w:tcPr>
-            <w:tcW w:w="3264" w:type="dxa"/>
+            <w:tcW w:w="2426" w:type="dxa"/>
             <w:vAlign w:val="center"/>
           </w:tcPr>
           <w:p>
@@ -364,7 +420,7 @@
         </w:trPr>
         <w:tc>
           <w:tcPr>
-            <w:tcW w:w="3264" w:type="dxa"/>
+            <w:tcW w:w="913" w:type="dxa"/>
             <w:vAlign w:val="center"/>
           </w:tcPr>
           <w:p>
@@ -375,7 +431,17 @@
         </w:tc>
         <w:tc>
           <w:tcPr>
-            <w:tcW w:w="3264" w:type="dxa"/>
+            <w:tcW w:w="3088" w:type="dxa"/>
+          </w:tcPr>
+          <w:p>
+            <w:r>
+              <w:t>20260821_115655</w:t>
+            </w:r>
+          </w:p>
+        </w:tc>
+        <w:tc>
+          <w:tcPr>
+            <w:tcW w:w="3581" w:type="dxa"/>
             <w:vAlign w:val="center"/>
           </w:tcPr>
           <w:p>
@@ -386,7 +452,7 @@
         </w:tc>
         <w:tc>
           <w:tcPr>
-            <w:tcW w:w="3264" w:type="dxa"/>
+            <w:tcW w:w="2426" w:type="dxa"/>
             <w:vAlign w:val="center"/>
           </w:tcPr>
           <w:p>
@@ -402,7 +468,7 @@
         </w:trPr>
         <w:tc>
           <w:tcPr>
-            <w:tcW w:w="3264" w:type="dxa"/>
+            <w:tcW w:w="913" w:type="dxa"/>
             <w:vAlign w:val="center"/>
           </w:tcPr>
           <w:p>
@@ -413,7 +479,17 @@
         </w:tc>
         <w:tc>
           <w:tcPr>
-            <w:tcW w:w="3264" w:type="dxa"/>
+            <w:tcW w:w="3088" w:type="dxa"/>
+          </w:tcPr>
+          <w:p>
+            <w:r>
+              <w:t>20260821_154849</w:t>
+            </w:r>
+          </w:p>
+        </w:tc>
+        <w:tc>
+          <w:tcPr>
+            <w:tcW w:w="3581" w:type="dxa"/>
             <w:vAlign w:val="center"/>
           </w:tcPr>
           <w:p>
@@ -424,7 +500,7 @@
         </w:tc>
         <w:tc>
           <w:tcPr>
-            <w:tcW w:w="3264" w:type="dxa"/>
+            <w:tcW w:w="2426" w:type="dxa"/>
             <w:vAlign w:val="center"/>
           </w:tcPr>
           <w:p>
@@ -440,7 +516,7 @@
         </w:trPr>
         <w:tc>
           <w:tcPr>
-            <w:tcW w:w="3264" w:type="dxa"/>
+            <w:tcW w:w="913" w:type="dxa"/>
             <w:vAlign w:val="center"/>
           </w:tcPr>
           <w:p>
@@ -451,7 +527,17 @@
         </w:tc>
         <w:tc>
           <w:tcPr>
-            <w:tcW w:w="3264" w:type="dxa"/>
+            <w:tcW w:w="3088" w:type="dxa"/>
+          </w:tcPr>
+          <w:p>
+            <w:r>
+              <w:t>20260822_163702</w:t>
+            </w:r>
+          </w:p>
+        </w:tc>
+        <w:tc>
+          <w:tcPr>
+            <w:tcW w:w="3581" w:type="dxa"/>
             <w:vAlign w:val="center"/>
           </w:tcPr>
           <w:p>
@@ -462,7 +548,7 @@
         </w:tc>
         <w:tc>
           <w:tcPr>
-            <w:tcW w:w="3264" w:type="dxa"/>
+            <w:tcW w:w="2426" w:type="dxa"/>
             <w:vAlign w:val="center"/>
           </w:tcPr>
           <w:p>
@@ -478,7 +564,7 @@
         </w:trPr>
         <w:tc>
           <w:tcPr>
-            <w:tcW w:w="3264" w:type="dxa"/>
+            <w:tcW w:w="913" w:type="dxa"/>
             <w:vAlign w:val="center"/>
           </w:tcPr>
           <w:p>
@@ -490,7 +576,20 @@
         </w:tc>
         <w:tc>
           <w:tcPr>
-            <w:tcW w:w="3264" w:type="dxa"/>
+            <w:tcW w:w="3088" w:type="dxa"/>
+          </w:tcPr>
+          <w:p>
+            <w:r>
+              <w:t>20260824_093823</w:t>
+            </w:r>
+            <w:r>
+              <w:t xml:space="preserve"> – part 1</w:t>
+            </w:r>
+          </w:p>
+        </w:tc>
+        <w:tc>
+          <w:tcPr>
+            <w:tcW w:w="3581" w:type="dxa"/>
             <w:vAlign w:val="center"/>
           </w:tcPr>
           <w:p>
@@ -501,7 +600,7 @@
         </w:tc>
         <w:tc>
           <w:tcPr>
-            <w:tcW w:w="3264" w:type="dxa"/>
+            <w:tcW w:w="2426" w:type="dxa"/>
             <w:vAlign w:val="center"/>
           </w:tcPr>
           <w:p>
@@ -517,7 +616,7 @@
         </w:trPr>
         <w:tc>
           <w:tcPr>
-            <w:tcW w:w="3264" w:type="dxa"/>
+            <w:tcW w:w="913" w:type="dxa"/>
             <w:vAlign w:val="center"/>
           </w:tcPr>
           <w:p>
@@ -528,7 +627,26 @@
         </w:tc>
         <w:tc>
           <w:tcPr>
-            <w:tcW w:w="3264" w:type="dxa"/>
+            <w:tcW w:w="3088" w:type="dxa"/>
+          </w:tcPr>
+          <w:p>
+            <w:r>
+              <w:t>20260824_093823</w:t>
+            </w:r>
+            <w:r>
+              <w:t xml:space="preserve"> </w:t>
+            </w:r>
+            <w:r>
+              <w:t xml:space="preserve">– part </w:t>
+            </w:r>
+            <w:r>
+              <w:t>2</w:t>
+            </w:r>
+          </w:p>
+        </w:tc>
+        <w:tc>
+          <w:tcPr>
+            <w:tcW w:w="3581" w:type="dxa"/>
             <w:vAlign w:val="center"/>
           </w:tcPr>
           <w:p>
@@ -539,7 +657,7 @@
         </w:tc>
         <w:tc>
           <w:tcPr>
-            <w:tcW w:w="3264" w:type="dxa"/>
+            <w:tcW w:w="2426" w:type="dxa"/>
             <w:vAlign w:val="center"/>
           </w:tcPr>
           <w:p>
@@ -555,7 +673,7 @@
         </w:trPr>
         <w:tc>
           <w:tcPr>
-            <w:tcW w:w="3264" w:type="dxa"/>
+            <w:tcW w:w="913" w:type="dxa"/>
             <w:vAlign w:val="center"/>
           </w:tcPr>
           <w:p>
@@ -566,7 +684,26 @@
         </w:tc>
         <w:tc>
           <w:tcPr>
-            <w:tcW w:w="3264" w:type="dxa"/>
+            <w:tcW w:w="3088" w:type="dxa"/>
+          </w:tcPr>
+          <w:p>
+            <w:r>
+              <w:t>20260824_093823</w:t>
+            </w:r>
+            <w:r>
+              <w:t xml:space="preserve"> </w:t>
+            </w:r>
+            <w:r>
+              <w:t xml:space="preserve">– part </w:t>
+            </w:r>
+            <w:r>
+              <w:t>3</w:t>
+            </w:r>
+          </w:p>
+        </w:tc>
+        <w:tc>
+          <w:tcPr>
+            <w:tcW w:w="3581" w:type="dxa"/>
             <w:vAlign w:val="center"/>
           </w:tcPr>
           <w:p>
@@ -577,7 +714,7 @@
         </w:tc>
         <w:tc>
           <w:tcPr>
-            <w:tcW w:w="3264" w:type="dxa"/>
+            <w:tcW w:w="2426" w:type="dxa"/>
             <w:vAlign w:val="center"/>
           </w:tcPr>
           <w:p>
@@ -593,7 +730,7 @@
         </w:trPr>
         <w:tc>
           <w:tcPr>
-            <w:tcW w:w="3264" w:type="dxa"/>
+            <w:tcW w:w="913" w:type="dxa"/>
             <w:vAlign w:val="center"/>
           </w:tcPr>
           <w:p>
@@ -604,7 +741,17 @@
         </w:tc>
         <w:tc>
           <w:tcPr>
-            <w:tcW w:w="3264" w:type="dxa"/>
+            <w:tcW w:w="3088" w:type="dxa"/>
+          </w:tcPr>
+          <w:p>
+            <w:r>
+              <w:t>20260824_120328</w:t>
+            </w:r>
+          </w:p>
+        </w:tc>
+        <w:tc>
+          <w:tcPr>
+            <w:tcW w:w="3581" w:type="dxa"/>
             <w:vAlign w:val="center"/>
           </w:tcPr>
           <w:p>
@@ -615,7 +762,7 @@
         </w:tc>
         <w:tc>
           <w:tcPr>
-            <w:tcW w:w="3264" w:type="dxa"/>
+            <w:tcW w:w="2426" w:type="dxa"/>
             <w:vAlign w:val="center"/>
           </w:tcPr>
           <w:p>
@@ -631,7 +778,7 @@
         </w:trPr>
         <w:tc>
           <w:tcPr>
-            <w:tcW w:w="3264" w:type="dxa"/>
+            <w:tcW w:w="913" w:type="dxa"/>
             <w:vAlign w:val="center"/>
           </w:tcPr>
           <w:p>
@@ -642,7 +789,17 @@
         </w:tc>
         <w:tc>
           <w:tcPr>
-            <w:tcW w:w="3264" w:type="dxa"/>
+            <w:tcW w:w="3088" w:type="dxa"/>
+          </w:tcPr>
+          <w:p>
+            <w:r>
+              <w:t>20260824_163924</w:t>
+            </w:r>
+          </w:p>
+        </w:tc>
+        <w:tc>
+          <w:tcPr>
+            <w:tcW w:w="3581" w:type="dxa"/>
             <w:vAlign w:val="center"/>
           </w:tcPr>
           <w:p>
@@ -653,7 +810,7 @@
         </w:tc>
         <w:tc>
           <w:tcPr>
-            <w:tcW w:w="3264" w:type="dxa"/>
+            <w:tcW w:w="2426" w:type="dxa"/>
             <w:vAlign w:val="center"/>
           </w:tcPr>
           <w:p>
@@ -669,7 +826,7 @@
         </w:trPr>
         <w:tc>
           <w:tcPr>
-            <w:tcW w:w="3264" w:type="dxa"/>
+            <w:tcW w:w="913" w:type="dxa"/>
             <w:vAlign w:val="center"/>
           </w:tcPr>
           <w:p>
@@ -680,7 +837,17 @@
         </w:tc>
         <w:tc>
           <w:tcPr>
-            <w:tcW w:w="3264" w:type="dxa"/>
+            <w:tcW w:w="3088" w:type="dxa"/>
+          </w:tcPr>
+          <w:p>
+            <w:r>
+              <w:t>20260824_174119</w:t>
+            </w:r>
+          </w:p>
+        </w:tc>
+        <w:tc>
+          <w:tcPr>
+            <w:tcW w:w="3581" w:type="dxa"/>
             <w:vAlign w:val="center"/>
           </w:tcPr>
           <w:p>
@@ -691,7 +858,7 @@
         </w:tc>
         <w:tc>
           <w:tcPr>
-            <w:tcW w:w="3264" w:type="dxa"/>
+            <w:tcW w:w="2426" w:type="dxa"/>
             <w:vAlign w:val="center"/>
           </w:tcPr>
           <w:p>
@@ -1233,10 +1400,7 @@
         <w:pStyle w:val="Heading1"/>
       </w:pPr>
       <w:r>
-        <w:t xml:space="preserve">S8. Communication endurance </w:t>
-      </w:r>
-      <w:r>
-        <w:t>evidence</w:t>
+        <w:t>S8. Communication endurance evidence</w:t>
       </w:r>
     </w:p>
     <w:tbl>
@@ -1419,10 +1583,7 @@
     </w:tbl>
     <w:p>
       <w:r>
-        <w:t xml:space="preserve">This test provides platform-level evidence for the stability of the embedded-to-gateway communication path under the </w:t>
-      </w:r>
-      <w:r>
-        <w:t>tested conditions.</w:t>
+        <w:t>This test provides platform-level evidence for the stability of the embedded-to-gateway communication path under the tested conditions.</w:t>
       </w:r>
     </w:p>
     <w:p>
@@ -1480,13 +1641,7 @@
         <w:rPr>
           <w:rFonts w:ascii="Consolas" w:hAnsi="Consolas"/>
         </w:rPr>
-        <w:t xml:space="preserve">python </w:t>
-      </w:r>
-      <w:r>
-        <w:rPr>
-          <w:rFonts w:ascii="Consolas" w:hAnsi="Consolas"/>
-        </w:rPr>
-        <w:t>03_timeseries.py</w:t>
+        <w:t>python 03_timeseries.py</w:t>
       </w:r>
     </w:p>
     <w:p>
@@ -3059,7 +3214,6 @@
   <w:style w:type="character" w:default="1" w:styleId="DefaultParagraphFont">
     <w:name w:val="Default Paragraph Font"/>
     <w:uiPriority w:val="1"/>
-    <w:semiHidden/>
     <w:unhideWhenUsed/>
   </w:style>
   <w:style w:type="table" w:default="1" w:styleId="TableNormal">
